--- a/screenshots for dashboard.docx
+++ b/screenshots for dashboard.docx
@@ -4,10 +4,13 @@
   <w:body>
     <w:p>
       <w:r>
+        <w:rPr>
+          <w:noProof/>
+        </w:rPr>
         <w:drawing>
-          <wp:inline distT="0" distB="0" distL="0" distR="0" wp14:anchorId="29E49680" wp14:editId="533823C5">
-            <wp:extent cx="5943600" cy="1685290"/>
-            <wp:effectExtent l="0" t="0" r="0" b="0"/>
+          <wp:inline distT="0" distB="0" distL="0" distR="0" wp14:anchorId="29E49680" wp14:editId="7A7D5444">
+            <wp:extent cx="6825958" cy="1935480"/>
+            <wp:effectExtent l="0" t="0" r="0" b="7620"/>
             <wp:docPr id="4" name="Picture 3">
               <a:extLst xmlns:a="http://schemas.openxmlformats.org/drawingml/2006/main">
                 <a:ext uri="{FF2B5EF4-FFF2-40B4-BE49-F238E27FC236}">
@@ -42,7 +45,7 @@
                   <pic:spPr>
                     <a:xfrm>
                       <a:off x="0" y="0"/>
-                      <a:ext cx="5943600" cy="1685290"/>
+                      <a:ext cx="6840739" cy="1939671"/>
                     </a:xfrm>
                     <a:prstGeom prst="rect">
                       <a:avLst/>
@@ -57,9 +60,12 @@
     </w:p>
     <w:p>
       <w:r>
+        <w:rPr>
+          <w:noProof/>
+        </w:rPr>
         <w:drawing>
-          <wp:inline distT="0" distB="0" distL="0" distR="0" wp14:anchorId="06685E36" wp14:editId="15A606F9">
-            <wp:extent cx="5943600" cy="1546225"/>
+          <wp:inline distT="0" distB="0" distL="0" distR="0" wp14:anchorId="06685E36" wp14:editId="2C999187">
+            <wp:extent cx="6690360" cy="1740494"/>
             <wp:effectExtent l="0" t="0" r="0" b="0"/>
             <wp:docPr id="1678057366" name="Picture 3">
               <a:extLst xmlns:a="http://schemas.openxmlformats.org/drawingml/2006/main">
@@ -95,7 +101,7 @@
                   <pic:spPr>
                     <a:xfrm>
                       <a:off x="0" y="0"/>
-                      <a:ext cx="5943600" cy="1546225"/>
+                      <a:ext cx="6715723" cy="1747092"/>
                     </a:xfrm>
                     <a:prstGeom prst="rect">
                       <a:avLst/>
@@ -110,10 +116,13 @@
     </w:p>
     <w:p>
       <w:r>
+        <w:rPr>
+          <w:noProof/>
+        </w:rPr>
         <w:drawing>
-          <wp:inline distT="0" distB="0" distL="0" distR="0" wp14:anchorId="654C179F" wp14:editId="0511A5E7">
-            <wp:extent cx="5943600" cy="1871345"/>
-            <wp:effectExtent l="0" t="0" r="0" b="0"/>
+          <wp:inline distT="0" distB="0" distL="0" distR="0" wp14:anchorId="654C179F" wp14:editId="38756311">
+            <wp:extent cx="6437724" cy="2026920"/>
+            <wp:effectExtent l="0" t="0" r="1270" b="0"/>
             <wp:docPr id="6" name="Picture 5">
               <a:extLst xmlns:a="http://schemas.openxmlformats.org/drawingml/2006/main">
                 <a:ext uri="{FF2B5EF4-FFF2-40B4-BE49-F238E27FC236}">
@@ -148,7 +157,50 @@
                   <pic:spPr>
                     <a:xfrm>
                       <a:off x="0" y="0"/>
-                      <a:ext cx="5943600" cy="1871345"/>
+                      <a:ext cx="6444005" cy="2028898"/>
+                    </a:xfrm>
+                    <a:prstGeom prst="rect">
+                      <a:avLst/>
+                    </a:prstGeom>
+                  </pic:spPr>
+                </pic:pic>
+              </a:graphicData>
+            </a:graphic>
+          </wp:inline>
+        </w:drawing>
+      </w:r>
+    </w:p>
+    <w:p>
+      <w:r>
+        <w:rPr>
+          <w:noProof/>
+        </w:rPr>
+        <w:lastRenderedPageBreak/>
+        <w:drawing>
+          <wp:inline distT="0" distB="0" distL="0" distR="0" wp14:anchorId="2843C351" wp14:editId="44A8013E">
+            <wp:extent cx="5943600" cy="3422650"/>
+            <wp:effectExtent l="0" t="0" r="0" b="6350"/>
+            <wp:docPr id="810784494" name="Picture 1"/>
+            <wp:cNvGraphicFramePr>
+              <a:graphicFrameLocks xmlns:a="http://schemas.openxmlformats.org/drawingml/2006/main" noChangeAspect="1"/>
+            </wp:cNvGraphicFramePr>
+            <a:graphic xmlns:a="http://schemas.openxmlformats.org/drawingml/2006/main">
+              <a:graphicData uri="http://schemas.openxmlformats.org/drawingml/2006/picture">
+                <pic:pic xmlns:pic="http://schemas.openxmlformats.org/drawingml/2006/picture">
+                  <pic:nvPicPr>
+                    <pic:cNvPr id="810784494" name=""/>
+                    <pic:cNvPicPr/>
+                  </pic:nvPicPr>
+                  <pic:blipFill>
+                    <a:blip r:embed="rId7"/>
+                    <a:stretch>
+                      <a:fillRect/>
+                    </a:stretch>
+                  </pic:blipFill>
+                  <pic:spPr>
+                    <a:xfrm>
+                      <a:off x="0" y="0"/>
+                      <a:ext cx="5943600" cy="3422650"/>
                     </a:xfrm>
                     <a:prstGeom prst="rect">
                       <a:avLst/>
@@ -774,6 +826,7 @@
   <w:style w:type="character" w:default="1" w:styleId="DefaultParagraphFont">
     <w:name w:val="Default Paragraph Font"/>
     <w:uiPriority w:val="1"/>
+    <w:semiHidden/>
     <w:unhideWhenUsed/>
   </w:style>
   <w:style w:type="table" w:default="1" w:styleId="TableNormal">
